--- a/entrega_fase2/Evidencias Proyecto/01_Documento_Requerimientos_Funcionales.docx
+++ b/entrega_fase2/Evidencias Proyecto/01_Documento_Requerimientos_Funcionales.docx
@@ -2,6 +2,161 @@
 <file path=word/document.xml><?xml version="1.0" encoding="utf-8"?>
 <w:document xmlns:wpc="http://schemas.microsoft.com/office/word/2010/wordprocessingCanvas" xmlns:mo="http://schemas.microsoft.com/office/mac/office/2008/main" xmlns:mc="http://schemas.openxmlformats.org/markup-compatibility/2006" xmlns:mv="urn:schemas-microsoft-com:mac:vml" xmlns:o="urn:schemas-microsoft-com:office:office" xmlns:r="http://schemas.openxmlformats.org/officeDocument/2006/relationships" xmlns:m="http://schemas.openxmlformats.org/officeDocument/2006/math" xmlns:v="urn:schemas-microsoft-com:vml" xmlns:wp14="http://schemas.microsoft.com/office/word/2010/wordprocessingDrawing" xmlns:wp="http://schemas.openxmlformats.org/drawingml/2006/wordprocessingDrawing" xmlns:w10="urn:schemas-microsoft-com:office:word" xmlns:w="http://schemas.openxmlformats.org/wordprocessingml/2006/main" xmlns:w14="http://schemas.microsoft.com/office/word/2010/wordml" xmlns:wpg="http://schemas.microsoft.com/office/word/2010/wordprocessingGroup" xmlns:wpi="http://schemas.microsoft.com/office/word/2010/wordprocessingInk" xmlns:wne="http://schemas.microsoft.com/office/word/2006/wordml" xmlns:wps="http://schemas.microsoft.com/office/word/2010/wordprocessingShape" mc:Ignorable="w14 wp14">
   <w:body>
+    <w:p/>
+    <w:p/>
+    <w:p/>
+    <w:p/>
+    <w:p/>
+    <w:p>
+      <w:pPr>
+        <w:jc w:val="center"/>
+      </w:pPr>
+      <w:r>
+        <w:rPr>
+          <w:b/>
+          <w:color w:val="2E5A88"/>
+          <w:sz w:val="60"/>
+        </w:rPr>
+        <w:t>AgeCare</w:t>
+      </w:r>
+    </w:p>
+    <w:p>
+      <w:pPr>
+        <w:jc w:val="center"/>
+      </w:pPr>
+      <w:r>
+        <w:rPr>
+          <w:i/>
+          <w:color w:val="595959"/>
+          <w:sz w:val="24"/>
+        </w:rPr>
+        <w:t>Plataforma digital integral de cuidado de adultos mayores</w:t>
+      </w:r>
+    </w:p>
+    <w:p/>
+    <w:p>
+      <w:pPr>
+        <w:jc w:val="center"/>
+      </w:pPr>
+      <w:r>
+        <w:rPr>
+          <w:b/>
+          <w:sz w:val="36"/>
+        </w:rPr>
+        <w:t>AgeCare — Definición de Requerimientos</w:t>
+      </w:r>
+    </w:p>
+    <w:p>
+      <w:pPr>
+        <w:jc w:val="center"/>
+      </w:pPr>
+      <w:r>
+        <w:rPr>
+          <w:color w:val="595959"/>
+          <w:sz w:val="24"/>
+        </w:rPr>
+        <w:t>Avance Fase 2 · Diseño del Sistema</w:t>
+      </w:r>
+    </w:p>
+    <w:p/>
+    <w:p/>
+    <w:p/>
+    <w:p/>
+    <w:p/>
+    <w:p/>
+    <w:p>
+      <w:pPr>
+        <w:jc w:val="center"/>
+      </w:pPr>
+      <w:r>
+        <w:rPr>
+          <w:sz w:val="22"/>
+        </w:rPr>
+        <w:t>Proyecto APT · Capstone PTY4614</w:t>
+      </w:r>
+    </w:p>
+    <w:p>
+      <w:pPr>
+        <w:jc w:val="center"/>
+      </w:pPr>
+      <w:r>
+        <w:rPr>
+          <w:sz w:val="22"/>
+        </w:rPr>
+        <w:t>Duoc UC · Escuela de Informática y Telecomunicaciones · Sede San Andrés de Concepción</w:t>
+      </w:r>
+    </w:p>
+    <w:p>
+      <w:pPr>
+        <w:jc w:val="center"/>
+      </w:pPr>
+      <w:r>
+        <w:rPr>
+          <w:sz w:val="22"/>
+        </w:rPr>
+        <w:t>Empresa contraparte: Alloxentric</w:t>
+      </w:r>
+    </w:p>
+    <w:p>
+      <w:pPr>
+        <w:jc w:val="center"/>
+      </w:pPr>
+      <w:r>
+        <w:rPr>
+          <w:sz w:val="22"/>
+        </w:rPr>
+        <w:t>Equipo: Javier Cerna Chávez · Benjamín Camus · Juan Mora</w:t>
+      </w:r>
+    </w:p>
+    <w:p>
+      <w:pPr>
+        <w:jc w:val="center"/>
+      </w:pPr>
+      <w:r>
+        <w:rPr>
+          <w:sz w:val="22"/>
+        </w:rPr>
+        <w:t>Docentes: Jazna Meza Hidalgo · Juan Pablo Mellado Alarcón</w:t>
+      </w:r>
+    </w:p>
+    <w:p>
+      <w:r>
+        <w:br w:type="page"/>
+      </w:r>
+    </w:p>
+    <w:p>
+      <w:r>
+        <w:rPr>
+          <w:b/>
+          <w:color w:val="2E5A88"/>
+          <w:sz w:val="32"/>
+        </w:rPr>
+        <w:t>Índice</w:t>
+      </w:r>
+    </w:p>
+    <w:p>
+      <w:r>
+        <w:fldChar w:fldCharType="begin"/>
+        <w:instrText xml:space="preserve">TOC \o "1-3" \h \z \u</w:instrText>
+        <w:fldChar w:fldCharType="separate"/>
+        <w:fldChar w:fldCharType="end"/>
+      </w:r>
+    </w:p>
+    <w:p>
+      <w:r>
+        <w:rPr>
+          <w:i/>
+          <w:color w:val="A0A0A0"/>
+          <w:sz w:val="16"/>
+        </w:rPr>
+        <w:t>(Clic derecho → Actualizar campos para numerar el índice)</w:t>
+      </w:r>
+    </w:p>
+    <w:p>
+      <w:r>
+        <w:br w:type="page"/>
+      </w:r>
+    </w:p>
     <w:p>
       <w:pPr>
         <w:pStyle w:val="Heading1"/>
@@ -7225,6 +7380,7 @@
       </w:r>
     </w:p>
     <w:sectPr>
+      <w:footerReference w:type="default" r:id="rId9"/>
       <w:pgSz w:w="12240" w:h="15840"/>
       <w:pgMar w:top="1440" w:right="1800" w:bottom="1440" w:left="1800" w:header="720" w:footer="720" w:gutter="0"/>
       <w:cols w:space="720"/>
@@ -7232,6 +7388,30 @@
     </w:sectPr>
   </w:body>
 </w:document>
+</file>
+
+<file path=word/footer1.xml><?xml version="1.0" encoding="utf-8"?>
+<w:ftr xmlns:m="http://schemas.openxmlformats.org/officeDocument/2006/math" xmlns:mc="http://schemas.openxmlformats.org/markup-compatibility/2006" xmlns:mo="http://schemas.microsoft.com/office/mac/office/2008/main" xmlns:mv="urn:schemas-microsoft-com:mac:vml" xmlns:o="urn:schemas-microsoft-com:office:office" xmlns:r="http://schemas.openxmlformats.org/officeDocument/2006/relationships" xmlns:v="urn:schemas-microsoft-com:vml" xmlns:w10="urn:schemas-microsoft-com:office:word" xmlns:w14="http://schemas.microsoft.com/office/word/2010/wordml" xmlns:w="http://schemas.openxmlformats.org/wordprocessingml/2006/main" xmlns:wne="http://schemas.microsoft.com/office/word/2006/wordml" xmlns:wp14="http://schemas.microsoft.com/office/word/2010/wordprocessingDrawing" xmlns:wp="http://schemas.openxmlformats.org/drawingml/2006/wordprocessingDrawing" xmlns:wpc="http://schemas.microsoft.com/office/word/2010/wordprocessingCanvas" xmlns:wpg="http://schemas.microsoft.com/office/word/2010/wordprocessingGroup" xmlns:wpi="http://schemas.microsoft.com/office/word/2010/wordprocessingInk" xmlns:wps="http://schemas.microsoft.com/office/word/2010/wordprocessingShape" mc:Ignorable="w14 wp14">
+  <w:p>
+    <w:pPr>
+      <w:pStyle w:val="Footer"/>
+      <w:jc w:val="center"/>
+    </w:pPr>
+    <w:r>
+      <w:rPr>
+        <w:color w:val="808080"/>
+        <w:sz w:val="18"/>
+      </w:rPr>
+      <w:t xml:space="preserve">Página </w:t>
+    </w:r>
+    <w:r>
+      <w:fldChar w:fldCharType="begin"/>
+      <w:instrText xml:space="preserve">PAGE</w:instrText>
+      <w:fldChar w:fldCharType="separate"/>
+      <w:fldChar w:fldCharType="end"/>
+    </w:r>
+  </w:p>
+</w:ftr>
 </file>
 
 <file path=word/numbering.xml><?xml version="1.0" encoding="utf-8"?>
@@ -7597,6 +7777,9 @@
     <w:name w:val="Normal"/>
     <w:qFormat/>
     <w:rsid w:val="00FC693F"/>
+    <w:pPr>
+      <w:spacing w:line="360" w:lineRule="auto"/>
+    </w:pPr>
     <w:rPr>
       <w:rFonts w:ascii="Calibri" w:hAnsi="Calibri"/>
       <w:sz w:val="22"/>
